--- a/courts/eighth-circuit/missouri/state/supreme-court/petition-for-writ/usage/OUTPUT-petition-for-writ.docx
+++ b/courts/eighth-circuit/missouri/state/supreme-court/petition-for-writ/usage/OUTPUT-petition-for-writ.docx
@@ -6426,7 +6426,7 @@
         <w:t xml:space="preserve"> </w:t>
       </w:r>
       <w:r>
-        <w:t xml:space="preserve">(stating “[e]very person committed, detained, confined or restrained of his liberty, within this state, for any criminal or supposed criminal matter, or under any pretense whatsoever . . . may prosecute a writ of habeas corpus as herein provided, to inquire into the cause of such confinement or restraint).</w:t>
+        <w:t xml:space="preserve">(stating “[e]very person committed, detained, confined or restrained of his liberty, within this state, for any criminal or supposed criminal matter, or under any pretense whatsoever . . . may prosecute a writ of habeas corpus as herein provided, to inquire into the cause of such confinement or restraint).</w:t>
       </w:r>
     </w:p>
     <w:p>
@@ -6773,16 +6773,7 @@
         <w:t xml:space="preserve"> </w:t>
       </w:r>
       <w:r>
-        <w:t xml:space="preserve">and that the defendant must make the related waivers</w:t>
-      </w:r>
-      <w:r>
-        <w:t xml:space="preserve"> </w:t>
-      </w:r>
-      <w:r>
-        <w:t xml:space="preserve">‘knowing[ly], intelligent[ly], [and] with sufficient awareness of the relevant circumstances and likely consequences.’</w:t>
-      </w:r>
-      <w:r>
-        <w:t xml:space="preserve">” United States v. Ruiz,</w:t>
+        <w:t xml:space="preserve">and that the defendant must make the related waivers ’knowing[ly], intelligent[ly], [and] with sufficient awareness of the relevant circumstances and likely consequences.’” United States v. Ruiz,</w:t>
       </w:r>
       <w:r>
         <w:t xml:space="preserve"> </w:t>
@@ -6854,7 +6845,7 @@
         <w:t xml:space="preserve"> </w:t>
       </w:r>
       <w:r>
-        <w:t xml:space="preserve">his right[s] . . .”</w:t>
+        <w:t xml:space="preserve">his right[s] . . .”</w:t>
       </w:r>
       <w:r>
         <w:t xml:space="preserve"> </w:t>
@@ -6960,7 +6951,7 @@
         <w:t xml:space="preserve"> </w:t>
       </w:r>
       <w:r>
-        <w:t xml:space="preserve">“cannot be waived by the incompetent – by guilty plea or otherwise . . .”</w:t>
+        <w:t xml:space="preserve">“cannot be waived by the incompetent – by guilty plea or otherwise . . .”</w:t>
       </w:r>
       <w:r>
         <w:t xml:space="preserve"> </w:t>
@@ -6980,7 +6971,7 @@
         <w:pStyle w:val="BodyText"/>
       </w:pPr>
       <w:r>
-        <w:t xml:space="preserve">“The entry of a plea of not guilty by reason of insanity . . . presupposes that the defendant is competent to stand trial and to enter a plea.”</w:t>
+        <w:t xml:space="preserve">“The entry of a plea of not guilty by reason of insanity . . . presupposes that the defendant is competent to stand trial and to enter a plea.”</w:t>
       </w:r>
       <w:r>
         <w:t xml:space="preserve"> </w:t>
@@ -7475,7 +7466,7 @@
         <w:t xml:space="preserve"> </w:t>
       </w:r>
       <w:r>
-        <w:t xml:space="preserve">“habeas is . . . the only viable means by which the lawfulness of confinement as a result of the NGRI defense can be challenged.”</w:t>
+        <w:t xml:space="preserve">“habeas is . . . the only viable means by which the lawfulness of confinement as a result of the NGRI defense can be challenged.”</w:t>
       </w:r>
       <w:r>
         <w:t xml:space="preserve"> </w:t>
@@ -7771,13 +7762,13 @@
         <w:t xml:space="preserve"> </w:t>
       </w:r>
       <w:r>
-        <w:t xml:space="preserve">“[A] defendant is not competent to waive post[-]conviction remedies if he . . . is</w:t>
-      </w:r>
-      <w:r>
-        <w:t xml:space="preserve"> </w:t>
-      </w:r>
-      <w:r>
-        <w:t xml:space="preserve">‘suffering from a mental disease, disorder, or defect that may substantially affect his . . . capacity to appreciate his . . . position and make a rational choice with respect to continuing or abandoning further litigation.’</w:t>
+        <w:t xml:space="preserve">“[A] defendant is not competent to waive post[-]conviction remedies if he . . . is</w:t>
+      </w:r>
+      <w:r>
+        <w:t xml:space="preserve"> </w:t>
+      </w:r>
+      <w:r>
+        <w:t xml:space="preserve">‘suffering from a mental disease, disorder, or defect that may substantially affect his . . . capacity to appreciate his . . . position and make a rational choice with respect to continuing or abandoning further litigation.’</w:t>
       </w:r>
       <w:r>
         <w:t xml:space="preserve">”</w:t>
@@ -7804,7 +7795,7 @@
         <w:t xml:space="preserve"> </w:t>
       </w:r>
       <w:r>
-        <w:t xml:space="preserve">“Mental illness prejudices a petitioner if it interferes with or impedes his . . . ability to comply with state procedural requirements, such as pursuing post-conviction relief within a specific time period.”</w:t>
+        <w:t xml:space="preserve">“Mental illness prejudices a petitioner if it interferes with or impedes his . . . ability to comply with state procedural requirements, such as pursuing post-conviction relief within a specific time period.”</w:t>
       </w:r>
       <w:r>
         <w:t xml:space="preserve"> </w:t>
@@ -9512,6 +9503,7 @@
     <w:unhideWhenUsed/>
     <w:qFormat/>
     <w:pPr>
+      <w:keepLines/>
       <w:spacing w:before="0" w:after="130" w:line="299" w:lineRule="exact"/>
     </w:pPr>
     <w:rPr>
@@ -9762,6 +9754,33 @@
     <w:pPr>
       <w:spacing w:before="0" w:after="0" w:line="449" w:lineRule="exact"/>
       <w:ind w:left="2160" w:hanging="720"/>
+    </w:pPr>
+  </w:style>
+  <w:style w:type="paragraph" w:customStyle="1" w:styleId="XdQuoteList1">
+    <w:name w:val="Xd Quote List 1"/>
+    <w:basedOn w:val="Normal"/>
+    <w:qFormat/>
+    <w:pPr>
+      <w:spacing w:before="0" w:after="0" w:line="299" w:lineRule="exact"/>
+      <w:ind w:left="1440" w:right="720" w:hanging="720"/>
+    </w:pPr>
+  </w:style>
+  <w:style w:type="paragraph" w:customStyle="1" w:styleId="XdQuoteList2">
+    <w:name w:val="Xd Quote List 2"/>
+    <w:basedOn w:val="Normal"/>
+    <w:qFormat/>
+    <w:pPr>
+      <w:spacing w:before="0" w:after="0" w:line="299" w:lineRule="exact"/>
+      <w:ind w:left="2160" w:right="720" w:hanging="720"/>
+    </w:pPr>
+  </w:style>
+  <w:style w:type="paragraph" w:customStyle="1" w:styleId="XdQuoteList3">
+    <w:name w:val="Xd Quote List 3"/>
+    <w:basedOn w:val="Normal"/>
+    <w:qFormat/>
+    <w:pPr>
+      <w:spacing w:before="0" w:after="0" w:line="299" w:lineRule="exact"/>
+      <w:ind w:left="2880" w:right="720" w:hanging="720"/>
     </w:pPr>
   </w:style>
   <w:style w:type="paragraph" w:customStyle="1" w:styleId="XdQuoteOnly">

--- a/courts/eighth-circuit/missouri/state/supreme-court/petition-for-writ/usage/OUTPUT-petition-for-writ.docx
+++ b/courts/eighth-circuit/missouri/state/supreme-court/petition-for-writ/usage/OUTPUT-petition-for-writ.docx
@@ -6426,7 +6426,7 @@
         <w:t xml:space="preserve"> </w:t>
       </w:r>
       <w:r>
-        <w:t xml:space="preserve">(stating “[e]very person committed, detained, confined or restrained of his liberty, within this state, for any criminal or supposed criminal matter, or under any pretense whatsoever . . . may prosecute a writ of habeas corpus as herein provided, to inquire into the cause of such confinement or restraint).</w:t>
+        <w:t xml:space="preserve">(stating “[e]very person committed, detained, confined or restrained of his liberty, within this state, for any criminal or supposed criminal matter, or under any pretense whatsoever ⁠. ⁠. ⁠. may prosecute a writ of habeas corpus as herein provided, to inquire into the cause of such confinement or restraint).</w:t>
       </w:r>
     </w:p>
     <w:p>
@@ -6845,7 +6845,7 @@
         <w:t xml:space="preserve"> </w:t>
       </w:r>
       <w:r>
-        <w:t xml:space="preserve">his right[s] . . .”</w:t>
+        <w:t xml:space="preserve">his right[s] ⁠. ⁠. ⁠.”</w:t>
       </w:r>
       <w:r>
         <w:t xml:space="preserve"> </w:t>
@@ -6951,7 +6951,7 @@
         <w:t xml:space="preserve"> </w:t>
       </w:r>
       <w:r>
-        <w:t xml:space="preserve">“cannot be waived by the incompetent – by guilty plea or otherwise . . .”</w:t>
+        <w:t xml:space="preserve">“cannot be waived by the incompetent – by guilty plea or otherwise ⁠. ⁠. ⁠.”</w:t>
       </w:r>
       <w:r>
         <w:t xml:space="preserve"> </w:t>
@@ -6971,7 +6971,7 @@
         <w:pStyle w:val="BodyText"/>
       </w:pPr>
       <w:r>
-        <w:t xml:space="preserve">“The entry of a plea of not guilty by reason of insanity . . . presupposes that the defendant is competent to stand trial and to enter a plea.”</w:t>
+        <w:t xml:space="preserve">“The entry of a plea of not guilty by reason of insanity ⁠. ⁠. ⁠. presupposes that the defendant is competent to stand trial and to enter a plea.”</w:t>
       </w:r>
       <w:r>
         <w:t xml:space="preserve"> </w:t>
@@ -7466,7 +7466,7 @@
         <w:t xml:space="preserve"> </w:t>
       </w:r>
       <w:r>
-        <w:t xml:space="preserve">“habeas is . . . the only viable means by which the lawfulness of confinement as a result of the NGRI defense can be challenged.”</w:t>
+        <w:t xml:space="preserve">“habeas is ⁠. ⁠. ⁠. the only viable means by which the lawfulness of confinement as a result of the NGRI defense can be challenged.”</w:t>
       </w:r>
       <w:r>
         <w:t xml:space="preserve"> </w:t>
@@ -7762,13 +7762,13 @@
         <w:t xml:space="preserve"> </w:t>
       </w:r>
       <w:r>
-        <w:t xml:space="preserve">“[A] defendant is not competent to waive post[-]conviction remedies if he . . . is</w:t>
-      </w:r>
-      <w:r>
-        <w:t xml:space="preserve"> </w:t>
-      </w:r>
-      <w:r>
-        <w:t xml:space="preserve">‘suffering from a mental disease, disorder, or defect that may substantially affect his . . . capacity to appreciate his . . . position and make a rational choice with respect to continuing or abandoning further litigation.’</w:t>
+        <w:t xml:space="preserve">“[A] defendant is not competent to waive post[-]conviction remedies if he ⁠. ⁠. ⁠. is</w:t>
+      </w:r>
+      <w:r>
+        <w:t xml:space="preserve"> </w:t>
+      </w:r>
+      <w:r>
+        <w:t xml:space="preserve">‘suffering from a mental disease, disorder, or defect that may substantially affect his ⁠. ⁠. ⁠. capacity to appreciate his ⁠. ⁠. ⁠. position and make a rational choice with respect to continuing or abandoning further litigation.’</w:t>
       </w:r>
       <w:r>
         <w:t xml:space="preserve">”</w:t>
@@ -7795,7 +7795,7 @@
         <w:t xml:space="preserve"> </w:t>
       </w:r>
       <w:r>
-        <w:t xml:space="preserve">“Mental illness prejudices a petitioner if it interferes with or impedes his . . . ability to comply with state procedural requirements, such as pursuing post-conviction relief within a specific time period.”</w:t>
+        <w:t xml:space="preserve">“Mental illness prejudices a petitioner if it interferes with or impedes his ⁠. ⁠. ⁠. ability to comply with state procedural requirements, such as pursuing post-conviction relief within a specific time period.”</w:t>
       </w:r>
       <w:r>
         <w:t xml:space="preserve"> </w:t>

--- a/courts/eighth-circuit/missouri/state/supreme-court/petition-for-writ/usage/OUTPUT-petition-for-writ.docx
+++ b/courts/eighth-circuit/missouri/state/supreme-court/petition-for-writ/usage/OUTPUT-petition-for-writ.docx
@@ -5832,13 +5832,7 @@
         <w:pStyle w:val="BodyTextNote"/>
       </w:pPr>
       <w:r>
-        <w:t xml:space="preserve">Petitioner, Michael Kelly, petitions this Court for a writ of habeas corpus to release him from his unlawful confinement in the department of mental health. In 1991, in Jackson County Cause No. CR91</w:t>
-      </w:r>
-      <w:r>
-        <w:noBreakHyphen/>
-      </w:r>
-      <w:r>
-        <w:t xml:space="preserve">0961, the State of Missouri charged Mr. Kelly with the class A felony of robbery in the first degree and the unclassified felony of armed criminal action.</w:t>
+        <w:t xml:space="preserve">Petitioner, Michael Kelly, petitions this Court for a writ of habeas corpus to release him from his unlawful confinement in the department of mental health. In 1991, in Jackson County Cause No. CR91-⁠0961, the State of Missouri charged Mr. Kelly with the class A felony of robbery in the first degree and the unclassified felony of armed criminal action.</w:t>
       </w:r>
       <w:r>
         <w:rPr>
@@ -5944,19 +5938,7 @@
         <w:pStyle w:val="BodyTextNote"/>
       </w:pPr>
       <w:r>
-        <w:t xml:space="preserve">On February 26, 1991, the State filed a complaint alleging that Mr. Kelly committed robbery in the first degree and armed criminal action, in that on or about December 6, 1990, he forcibly stole miscellaneous U.S. currency in the possession of a 7</w:t>
-      </w:r>
-      <w:r>
-        <w:noBreakHyphen/>
-      </w:r>
-      <w:r>
-        <w:t xml:space="preserve">11 store and, in the course thereof, threatened the use of what appeared to be a deadly weapon. (E1</w:t>
-      </w:r>
-      <w:r>
-        <w:noBreakHyphen/>
-      </w:r>
-      <w:r>
-        <w:t xml:space="preserve">2).</w:t>
+        <w:t xml:space="preserve">On February 26, 1991, the State filed a complaint alleging that Mr. Kelly committed robbery in the first degree and armed criminal action, in that on or about December 6, 1990, he forcibly stole miscellaneous U.S. currency in the possession of a 7-⁠11 store and, in the course thereof, threatened the use of what appeared to be a deadly weapon. (E1-⁠2).</w:t>
       </w:r>
       <w:r>
         <w:rPr>
@@ -5978,13 +5960,7 @@
         <w:pStyle w:val="BodyText"/>
       </w:pPr>
       <w:r>
-        <w:t xml:space="preserve">Dr. Steven A. Mandraochia, Director of Forensic Services at Western Missouri Mental Health Center, evaluated Mr. Kelly. (Resp. Ex. B at 6). He generated a report, dated June 3, 1991, in which he documented his opinions. (Resp. Ex. B at 5</w:t>
-      </w:r>
-      <w:r>
-        <w:noBreakHyphen/>
-      </w:r>
-      <w:r>
-        <w:t xml:space="preserve">6). He found that Mr. Kelly suffers from a mental disease or defect, namely chronic undifferentiated schizophrenia and polysubstance abuse or dependence (Resp. Ex. B at 5). He recommended that Mr. Kelly be held in a suitable hospital facility for treatment pending determination of his competency to proceed. (Resp. Ex. B at 5). In Dr. Mandraochia’s opinion, Mr. Kelly lacked the capacity to understand the proceedings against him or to assist in his own defense. (Resp. Ex. B at 6).</w:t>
+        <w:t xml:space="preserve">Dr. Steven A. Mandraochia, Director of Forensic Services at Western Missouri Mental Health Center, evaluated Mr. Kelly. (Resp. Ex. B at 6). He generated a report, dated June 3, 1991, in which he documented his opinions. (Resp. Ex. B at 5-⁠6). He found that Mr. Kelly suffers from a mental disease or defect, namely chronic undifferentiated schizophrenia and polysubstance abuse or dependence (Resp. Ex. B at 5). He recommended that Mr. Kelly be held in a suitable hospital facility for treatment pending determination of his competency to proceed. (Resp. Ex. B at 5). In Dr. Mandraochia’s opinion, Mr. Kelly lacked the capacity to understand the proceedings against him or to assist in his own defense. (Resp. Ex. B at 6).</w:t>
       </w:r>
     </w:p>
     <w:p>
@@ -6000,13 +5976,7 @@
         <w:pStyle w:val="BodyText"/>
       </w:pPr>
       <w:r>
-        <w:t xml:space="preserve">On June 20, 1991, the court entered an order finding Mr. Kelly to be incompetent, suffering from a mental disease or defect excluding responsibility, and not guilty by reason of mental disease or defect. (E3</w:t>
-      </w:r>
-      <w:r>
-        <w:noBreakHyphen/>
-      </w:r>
-      <w:r>
-        <w:t xml:space="preserve">4). Specifically, the order states:</w:t>
+        <w:t xml:space="preserve">On June 20, 1991, the court entered an order finding Mr. Kelly to be incompetent, suffering from a mental disease or defect excluding responsibility, and not guilty by reason of mental disease or defect. (E3-⁠4). Specifically, the order states:</w:t>
       </w:r>
     </w:p>
     <w:p>
@@ -6054,13 +6024,7 @@
         <w:pStyle w:val="BodyText"/>
       </w:pPr>
       <w:r>
-        <w:t xml:space="preserve">The court committed Mr. Kelly to the department of mental health where he has remained since 1991. (E3</w:t>
-      </w:r>
-      <w:r>
-        <w:noBreakHyphen/>
-      </w:r>
-      <w:r>
-        <w:t xml:space="preserve">4).</w:t>
+        <w:t xml:space="preserve">The court committed Mr. Kelly to the department of mental health where he has remained since 1991. (E3-⁠4).</w:t>
       </w:r>
     </w:p>
     <w:p>
@@ -6068,19 +6032,7 @@
         <w:pStyle w:val="BodyText"/>
       </w:pPr>
       <w:r>
-        <w:t xml:space="preserve">Mr. Kelly previously sought relief through the filing of petitions for writs of habeas corpus in the St. Francois County Circuit Court in 2017 and the Missouri Court of Appeals, Eastern District, in 2018. (E12</w:t>
-      </w:r>
-      <w:r>
-        <w:noBreakHyphen/>
-      </w:r>
-      <w:r>
-        <w:t xml:space="preserve">17; Resp. Ex. A at 1). Both petitions were denied. (E12</w:t>
-      </w:r>
-      <w:r>
-        <w:noBreakHyphen/>
-      </w:r>
-      <w:r>
-        <w:t xml:space="preserve">17; Resp. Ex. A at 1).</w:t>
+        <w:t xml:space="preserve">Mr. Kelly previously sought relief through the filing of petitions for writs of habeas corpus in the St. Francois County Circuit Court in 2017 and the Missouri Court of Appeals, Eastern District, in 2018. (E12-⁠17; Resp. Ex. A at 1). Both petitions were denied. (E12-⁠17; Resp. Ex. A at 1).</w:t>
       </w:r>
     </w:p>
     <w:p>
@@ -6931,13 +6883,7 @@
         <w:t xml:space="preserve"> </w:t>
       </w:r>
       <w:r>
-        <w:t xml:space="preserve">484 P.2d 1367, 1371</w:t>
-      </w:r>
-      <w:r>
-        <w:noBreakHyphen/>
-      </w:r>
-      <w:r>
-        <w:t xml:space="preserve">73 (Cal. 1971) (requiring that the defendant be advised of his rights and admonished on the record prior to his entry of a NGRI plea).</w:t>
+        <w:t xml:space="preserve">484 P.2d 1367, 1371-⁠73 (Cal. 1971) (requiring that the defendant be advised of his rights and admonished on the record prior to his entry of a NGRI plea).</w:t>
       </w:r>
     </w:p>
     <w:p>
@@ -7037,13 +6983,7 @@
         <w:t xml:space="preserve"> </w:t>
       </w:r>
       <w:r>
-        <w:t xml:space="preserve">509 U.S. 389, 398</w:t>
-      </w:r>
-      <w:r>
-        <w:noBreakHyphen/>
-      </w:r>
-      <w:r>
-        <w:t xml:space="preserve">99 (1993);</w:t>
+        <w:t xml:space="preserve">509 U.S. 389, 398-⁠99 (1993);</w:t>
       </w:r>
       <w:r>
         <w:t xml:space="preserve"> </w:t>
@@ -7065,13 +7005,7 @@
         <w:t xml:space="preserve"> </w:t>
       </w:r>
       <w:r>
-        <w:t xml:space="preserve">497 A.2d 1242, 1247</w:t>
-      </w:r>
-      <w:r>
-        <w:noBreakHyphen/>
-      </w:r>
-      <w:r>
-        <w:t xml:space="preserve">48 (N.H. 1985) (finding no distinction between the competency required to stand trial and the competency required to waive an insanity defense).</w:t>
+        <w:t xml:space="preserve">497 A.2d 1242, 1247-⁠48 (N.H. 1985) (finding no distinction between the competency required to stand trial and the competency required to waive an insanity defense).</w:t>
       </w:r>
     </w:p>
     <w:p>
@@ -7107,13 +7041,7 @@
         <w:t xml:space="preserve"> </w:t>
       </w:r>
       <w:r>
-        <w:t xml:space="preserve">509 U.S. at 398</w:t>
-      </w:r>
-      <w:r>
-        <w:noBreakHyphen/>
-      </w:r>
-      <w:r>
-        <w:t xml:space="preserve">99. The defendant cannot be incompetent to proceed to trial but competent to plead not guilty by insanity.</w:t>
+        <w:t xml:space="preserve">509 U.S. at 398-⁠99. The defendant cannot be incompetent to proceed to trial but competent to plead not guilty by insanity.</w:t>
       </w:r>
       <w:r>
         <w:t xml:space="preserve"> </w:t>
@@ -7132,13 +7060,7 @@
         <w:t xml:space="preserve"> </w:t>
       </w:r>
       <w:r>
-        <w:t xml:space="preserve">497 A.2d at 1247</w:t>
-      </w:r>
-      <w:r>
-        <w:noBreakHyphen/>
-      </w:r>
-      <w:r>
-        <w:t xml:space="preserve">48 (citing State v. Faragi,</w:t>
+        <w:t xml:space="preserve">497 A.2d at 1247-⁠48 (citing State v. Faragi,</w:t>
       </w:r>
       <w:r>
         <w:t xml:space="preserve"> </w:t>
@@ -7248,13 +7170,7 @@
         <w:t xml:space="preserve"> </w:t>
       </w:r>
       <w:r>
-        <w:t xml:space="preserve">479 So.2d 169, 185</w:t>
-      </w:r>
-      <w:r>
-        <w:noBreakHyphen/>
-      </w:r>
-      <w:r>
-        <w:t xml:space="preserve">86 (Fla. Dist. Ct. App. 1985)).</w:t>
+        <w:t xml:space="preserve">479 So.2d 169, 185-⁠86 (Fla. Dist. Ct. App. 1985)).</w:t>
       </w:r>
     </w:p>
     <w:p>
@@ -7350,13 +7266,7 @@
         <w:t xml:space="preserve"> </w:t>
       </w:r>
       <w:r>
-        <w:t xml:space="preserve">v. Wyrick, 531 S.W.2d 713, 715</w:t>
-      </w:r>
-      <w:r>
-        <w:noBreakHyphen/>
-      </w:r>
-      <w:r>
-        <w:t xml:space="preserve">16 (Mo. banc 1976)).</w:t>
+        <w:t xml:space="preserve">v. Wyrick, 531 S.W.2d 713, 715-⁠16 (Mo. banc 1976)).</w:t>
       </w:r>
     </w:p>
     <w:p>
@@ -7404,13 +7314,7 @@
         <w:t xml:space="preserve"> </w:t>
       </w:r>
       <w:r>
-        <w:t xml:space="preserve">v. Steele, 301 S.W.3d 510, 516</w:t>
-      </w:r>
-      <w:r>
-        <w:noBreakHyphen/>
-      </w:r>
-      <w:r>
-        <w:t xml:space="preserve">17 (Mo. banc 2010)).</w:t>
+        <w:t xml:space="preserve">v. Steele, 301 S.W.3d 510, 516-⁠17 (Mo. banc 2010)).</w:t>
       </w:r>
     </w:p>
     <w:p>
@@ -7606,13 +7510,7 @@
         <w:t xml:space="preserve"> </w:t>
       </w:r>
       <w:r>
-        <w:t xml:space="preserve">275 S.W.3d 249, 252</w:t>
-      </w:r>
-      <w:r>
-        <w:noBreakHyphen/>
-      </w:r>
-      <w:r>
-        <w:t xml:space="preserve">53 (Mo. banc 2009). Mr. Kelly’s claim does not challenge the personal or subject matter jurisdiction of the trial court, but, rather, the</w:t>
+        <w:t xml:space="preserve">275 S.W.3d 249, 252-⁠53 (Mo. banc 2009). Mr. Kelly’s claim does not challenge the personal or subject matter jurisdiction of the trial court, but, rather, the</w:t>
       </w:r>
       <w:r>
         <w:t xml:space="preserve"> </w:t>
@@ -7630,13 +7528,7 @@
         <w:t xml:space="preserve"> </w:t>
       </w:r>
       <w:r>
-        <w:t xml:space="preserve">S.W.3d at 589 (citing Webb, 275 S.W.3d at 252</w:t>
-      </w:r>
-      <w:r>
-        <w:noBreakHyphen/>
-      </w:r>
-      <w:r>
-        <w:t xml:space="preserve">53). Such matters of</w:t>
+        <w:t xml:space="preserve">S.W.3d at 589 (citing Webb, 275 S.W.3d at 252-⁠53). Such matters of</w:t>
       </w:r>
       <w:r>
         <w:t xml:space="preserve"> </w:t>
@@ -7959,13 +7851,7 @@
         <w:t xml:space="preserve"> </w:t>
       </w:r>
       <w:r>
-        <w:t xml:space="preserve">(Resp. Ex. B. at 2</w:t>
-      </w:r>
-      <w:r>
-        <w:noBreakHyphen/>
-      </w:r>
-      <w:r>
-        <w:t xml:space="preserve">3).</w:t>
+        <w:t xml:space="preserve">(Resp. Ex. B. at 2-⁠3).</w:t>
       </w:r>
     </w:p>
     <w:p>
@@ -8061,19 +7947,7 @@
         <w:pStyle w:val="BodyText"/>
       </w:pPr>
       <w:r>
-        <w:t xml:space="preserve">On June 20, 1991, seventeen days after the date reflected on the report, the court entered its order committing Mr. Kelly to the department of mental health. (E3</w:t>
-      </w:r>
-      <w:r>
-        <w:noBreakHyphen/>
-      </w:r>
-      <w:r>
-        <w:t xml:space="preserve">4). The court found Mr. Kelly to be incompetent, suffering from a mental disease or defect excluding responsibility, and not guilty by reason of mental disease or defect. (E3</w:t>
-      </w:r>
-      <w:r>
-        <w:noBreakHyphen/>
-      </w:r>
-      <w:r>
-        <w:t xml:space="preserve">4). The contents of the court’s order and the forensic psychiatrist’s report conclusively show the mental incompetency required to satisfy the</w:t>
+        <w:t xml:space="preserve">On June 20, 1991, seventeen days after the date reflected on the report, the court entered its order committing Mr. Kelly to the department of mental health. (E3-⁠4). The court found Mr. Kelly to be incompetent, suffering from a mental disease or defect excluding responsibility, and not guilty by reason of mental disease or defect. (E3-⁠4). The contents of the court’s order and the forensic psychiatrist’s report conclusively show the mental incompetency required to satisfy the</w:t>
       </w:r>
       <w:r>
         <w:t xml:space="preserve"> </w:t>
@@ -8692,13 +8566,7 @@
         <w:t xml:space="preserve"> </w:t>
       </w:r>
       <w:r>
-        <w:t xml:space="preserve">The Jackson County Circuit Court’s docket sheets reflect a cause number of 16CR91000961, whereas copies of documents from the criminal case file reflect a cause number of CR91</w:t>
-      </w:r>
-      <w:r>
-        <w:noBreakHyphen/>
-      </w:r>
-      <w:r>
-        <w:t xml:space="preserve">0961.</w:t>
+        <w:t xml:space="preserve">The Jackson County Circuit Court’s docket sheets reflect a cause number of 16CR91000961, whereas copies of documents from the criminal case file reflect a cause number of CR91-⁠0961.</w:t>
       </w:r>
     </w:p>
   </w:footnote>
@@ -9504,7 +9372,7 @@
     <w:qFormat/>
     <w:pPr>
       <w:keepLines/>
-      <w:spacing w:before="0" w:after="130" w:line="299" w:lineRule="exact"/>
+      <w:spacing w:before="13" w:after="130" w:line="299" w:lineRule="exact"/>
     </w:pPr>
     <w:rPr>
       <w:sz w:val="26"/>
